--- a/제작본/05_인물설정서_한송이.docx
+++ b/제작본/05_인물설정서_한송이.docx
@@ -48,12 +48,17 @@
     </w:p>
     <w:p>
       <w:r>
+        <w:t>그날 저녁의 조각: 목격자들은 당신이 그날 저녁 두 번 집을 나섰다고 말합니다. 두 번째는 서린에게 따지러 간 길이었지만, 첫 번째 외출이 어디였는지는 아무리 애써도 기억나지 않습니다. 지워진 기억과 맞닿아 있는 듯합니다. 추궁당하면 이렇게 답하세요. "첫 번째는… 바람을 쐬러 잠깐 나갔던 것 같아요."</w:t>
+      </w:r>
+    </w:p>
+    <w:p>
+      <w:r>
         <w:t>취조 시 알리바이: 그날 밤엔 집에서 혼자 술을 마시다 잠들었어요. 이안이와 남편이 죽은 지 얼마 안 돼서 매일 수면제와 술에 취해 살았거든요.</w:t>
       </w:r>
     </w:p>
     <w:p>
       <w:r>
-        <w:t>방범 카메라 단서(칼)가 나왔을 때의 변명: "서린이에게 따지러 간 건 맞아요. 하지만 죽이려던 게 아니라, 내 눈앞에서 진실을 말하지 않으면 내 목을 긋겠다고 자해하며 협박하려고 챙긴 겁니다. 전 서린이를 죽이지 않았어요!"</w:t>
+        <w:t>방범 카메라 단서(칼)가 나왔을 때의 변명: "서린이에게 따지러 간 건 맞아요. 하지만 죽이려던 게 아니라, 내 눈앞에서 진실을 말하지 않으면 내 목을 긋겠다고 자해하며 협박하려고 챙긴 겁니다. 전 서린이를 죽이지 않았어요!" 화면 속 얼굴이 보이지 않는다면 이렇게 버틸 수도 있습니다. "체크무늬 재킷이라니, 그 재킷은 그날 세탁소에 맡겨져 있었어요."</w:t>
       </w:r>
     </w:p>
     <w:p>
